--- a/Artefatos/SIGLA Checklist para diagramas de processos.docx
+++ b/Artefatos/SIGLA Checklist para diagramas de processos.docx
@@ -134,8 +134,6 @@
         </w:rPr>
         <w:t>rocessos</w:t>
       </w:r>
-      <w:bookmarkStart w:id="0" w:name="_GoBack"/>
-      <w:bookmarkEnd w:id="0"/>
     </w:p>
     <w:p>
       <w:pPr>
@@ -3059,7 +3057,23 @@
                 <w:sz w:val="24"/>
                 <w:szCs w:val="24"/>
               </w:rPr>
-              <w:t xml:space="preserve">Todas os fluxos (setas) estão devidamente conectados? </w:t>
+              <w:t>Tod</w:t>
+            </w:r>
+            <w:r>
+              <w:rPr>
+                <w:rFonts w:asciiTheme="minorHAnsi" w:hAnsiTheme="minorHAnsi" w:cstheme="minorHAnsi"/>
+                <w:sz w:val="24"/>
+                <w:szCs w:val="24"/>
+              </w:rPr>
+              <w:t>o</w:t>
+            </w:r>
+            <w:r>
+              <w:rPr>
+                <w:rFonts w:asciiTheme="minorHAnsi" w:hAnsiTheme="minorHAnsi" w:cstheme="minorHAnsi"/>
+                <w:sz w:val="24"/>
+                <w:szCs w:val="24"/>
+              </w:rPr>
+              <w:t xml:space="preserve">s os fluxos (setas) estão devidamente conectados? </w:t>
             </w:r>
           </w:p>
           <w:p>
@@ -6374,6 +6388,7 @@
   </w:compat>
   <w:rsids>
     <w:rsidRoot w:val="00AC0E11"/>
+    <w:rsid w:val="005A7A44"/>
     <w:rsid w:val="008D5BD4"/>
     <w:rsid w:val="00AC0E11"/>
   </w:rsids>
@@ -7137,7 +7152,7 @@
 </file>
 
 <file path=customXml/itemProps1.xml><?xml version="1.0" encoding="utf-8"?>
-<ds:datastoreItem xmlns:ds="http://schemas.openxmlformats.org/officeDocument/2006/customXml" ds:itemID="{8739527C-86FA-4C24-9179-BCD3DFE44C9B}">
+<ds:datastoreItem xmlns:ds="http://schemas.openxmlformats.org/officeDocument/2006/customXml" ds:itemID="{57741E88-7C46-445C-B948-EE07BFCFA40B}">
   <ds:schemaRefs>
     <ds:schemaRef ds:uri="http://schemas.openxmlformats.org/officeDocument/2006/bibliography"/>
   </ds:schemaRefs>
